--- a/LLD_CQC.docx
+++ b/LLD_CQC.docx
@@ -53,10 +53,10 @@
     <w:p>
       <w:pPr>
         <w:pBdr>
-          <w:top w:val="single" w:color="7030A0" w:sz="24" w:space="6"/>
-          <w:bottom w:val="single" w:color="7030A0" w:sz="24" w:space="6"/>
+          <w:top w:val="single" w:color="5F2861" w:sz="24" w:space="6"/>
+          <w:bottom w:val="single" w:color="5F2861" w:sz="24" w:space="6"/>
         </w:pBdr>
-        <w:shd w:val="clear" w:fill="4C1D6B"/>
+        <w:shd w:val="clear" w:fill="5F2861"/>
         <w:spacing w:before="240" w:after="240"/>
         <w:jc w:val="center"/>
       </w:pPr>
@@ -5139,7 +5139,7 @@
   <w:p>
     <w:pPr>
       <w:pBdr>
-        <w:top w:val="single" w:color="7030A0" w:sz="6" w:space="1"/>
+        <w:top w:val="single" w:color="5F2861" w:sz="6" w:space="1"/>
       </w:pBdr>
       <w:tabs>
         <w:tab w:val="right" w:pos="9026"/>
@@ -5147,14 +5147,14 @@
       <w:spacing w:before="0"/>
       <w:rPr>
         <w:rFonts w:ascii="Calibri" w:hAnsi="Calibri" w:cs="Calibri"/>
-        <w:color w:val="888888"/>
+        <w:color w:val="646464"/>
         <w:sz w:val="16"/>
       </w:rPr>
     </w:pPr>
     <w:r>
       <w:rPr>
         <w:rFonts w:ascii="Calibri" w:hAnsi="Calibri" w:cs="Calibri"/>
-        <w:color w:val="888888"/>
+        <w:color w:val="646464"/>
         <w:sz w:val="16"/>
       </w:rPr>
       <w:t xml:space="preserve">CQC Client File Transfer — Low-Level Design — LLD v1.0</w:t>
@@ -5162,7 +5162,7 @@
     <w:r>
       <w:rPr>
         <w:rFonts w:ascii="Calibri" w:hAnsi="Calibri" w:cs="Calibri"/>
-        <w:color w:val="888888"/>
+        <w:color w:val="646464"/>
         <w:sz w:val="16"/>
       </w:rPr>
       <w:tab/>
@@ -5171,7 +5171,7 @@
     <w:r>
       <w:rPr>
         <w:rFonts w:ascii="Calibri" w:hAnsi="Calibri" w:cs="Calibri"/>
-        <w:color w:val="888888"/>
+        <w:color w:val="646464"/>
         <w:sz w:val="16"/>
       </w:rPr>
       <w:fldChar w:fldCharType="begin"/>
@@ -5179,7 +5179,7 @@
     <w:r>
       <w:rPr>
         <w:rFonts w:ascii="Calibri" w:hAnsi="Calibri" w:cs="Calibri"/>
-        <w:color w:val="888888"/>
+        <w:color w:val="646464"/>
         <w:sz w:val="16"/>
       </w:rPr>
       <w:instrText xml:space="preserve">PAGE</w:instrText>
@@ -5187,7 +5187,7 @@
     <w:r>
       <w:rPr>
         <w:rFonts w:ascii="Calibri" w:hAnsi="Calibri" w:cs="Calibri"/>
-        <w:color w:val="888888"/>
+        <w:color w:val="646464"/>
         <w:sz w:val="16"/>
       </w:rPr>
       <w:fldChar w:fldCharType="end"/>
@@ -5220,7 +5220,7 @@
   <w:p>
     <w:pPr>
       <w:pBdr>
-        <w:bottom w:val="single" w:color="7030A0" w:sz="6" w:space="1"/>
+        <w:bottom w:val="single" w:color="5F2861" w:sz="6" w:space="1"/>
       </w:pBdr>
       <w:tabs>
         <w:tab w:val="right" w:pos="6900"/>
@@ -5289,7 +5289,7 @@
     <w:r>
       <w:rPr>
         <w:rFonts w:ascii="Calibri" w:hAnsi="Calibri" w:cs="Calibri"/>
-        <w:color w:val="888888"/>
+        <w:color w:val="646464"/>
         <w:sz w:val="16"/>
       </w:rPr>
       <w:tab/>
@@ -5608,7 +5608,7 @@
     <w:rsid w:val="00A10FD9"/>
     <w:rPr>
       <w:rFonts w:cstheme="majorBidi" w:eastAsiaTheme="majorEastAsia"/>
-      <w:color w:themeColor="text1" w:themeTint="A6" w:val="595959"/>
+      <w:color w:val="404040"/>
       <w:spacing w:val="15"/>
       <w:sz w:val="28"/>
       <w:szCs w:val="28"/>
@@ -5694,7 +5694,7 @@
       <w:keepNext/>
       <w:keepLines/>
       <w:pBdr>
-        <w:bottom w:val="single" w:color="7030A0" w:sz="6" w:space="4"/>
+        <w:bottom w:val="single" w:color="5F2861" w:sz="6" w:space="4"/>
       </w:pBdr>
       <w:spacing w:after="160" w:before="360"/>
       <w:outlineLvl w:val="0"/>
@@ -5816,7 +5816,7 @@
       <w:rFonts w:cstheme="majorBidi" w:eastAsiaTheme="majorEastAsia"/>
       <w:i/>
       <w:iCs/>
-      <w:color w:themeColor="text1" w:themeTint="A6" w:val="595959"/>
+      <w:color w:val="404040"/>
     </w:rPr>
   </w:style>
   <w:style w:styleId="Heading7" w:type="paragraph">
@@ -5837,7 +5837,7 @@
     </w:pPr>
     <w:rPr>
       <w:rFonts w:cstheme="majorBidi" w:eastAsiaTheme="majorEastAsia"/>
-      <w:color w:themeColor="text1" w:themeTint="A6" w:val="595959"/>
+      <w:color w:val="404040"/>
     </w:rPr>
   </w:style>
   <w:style w:styleId="Heading8" w:type="paragraph">
@@ -5860,7 +5860,7 @@
       <w:rFonts w:cstheme="majorBidi" w:eastAsiaTheme="majorEastAsia"/>
       <w:i/>
       <w:iCs/>
-      <w:color w:themeColor="text1" w:themeTint="D8" w:val="272727"/>
+      <w:color w:val="404040"/>
     </w:rPr>
   </w:style>
   <w:style w:styleId="Heading9" w:type="paragraph">
@@ -5881,7 +5881,7 @@
     </w:pPr>
     <w:rPr>
       <w:rFonts w:cstheme="majorBidi" w:eastAsiaTheme="majorEastAsia"/>
-      <w:color w:themeColor="text1" w:themeTint="D8" w:val="272727"/>
+      <w:color w:val="404040"/>
     </w:rPr>
   </w:style>
   <w:style w:customStyle="1" w:styleId="Heading1Char" w:type="character">
@@ -5962,7 +5962,7 @@
       <w:rFonts w:cstheme="majorBidi" w:eastAsiaTheme="majorEastAsia"/>
       <w:i/>
       <w:iCs/>
-      <w:color w:themeColor="text1" w:themeTint="A6" w:val="595959"/>
+      <w:color w:val="404040"/>
     </w:rPr>
   </w:style>
   <w:style w:customStyle="1" w:styleId="Heading7Char" w:type="character">
@@ -5974,7 +5974,7 @@
     <w:rsid w:val="00A10FD9"/>
     <w:rPr>
       <w:rFonts w:cstheme="majorBidi" w:eastAsiaTheme="majorEastAsia"/>
-      <w:color w:themeColor="text1" w:themeTint="A6" w:val="595959"/>
+      <w:color w:val="404040"/>
     </w:rPr>
   </w:style>
   <w:style w:customStyle="1" w:styleId="Heading8Char" w:type="character">
@@ -5988,7 +5988,7 @@
       <w:rFonts w:cstheme="majorBidi" w:eastAsiaTheme="majorEastAsia"/>
       <w:i/>
       <w:iCs/>
-      <w:color w:themeColor="text1" w:themeTint="D8" w:val="272727"/>
+      <w:color w:val="404040"/>
     </w:rPr>
   </w:style>
   <w:style w:customStyle="1" w:styleId="Heading9Char" w:type="character">
@@ -6000,7 +6000,7 @@
     <w:rsid w:val="00A10FD9"/>
     <w:rPr>
       <w:rFonts w:cstheme="majorBidi" w:eastAsiaTheme="majorEastAsia"/>
-      <w:color w:themeColor="text1" w:themeTint="D8" w:val="272727"/>
+      <w:color w:val="404040"/>
     </w:rPr>
   </w:style>
   <w:style w:styleId="BlockText" w:type="paragraph">
@@ -6071,7 +6071,7 @@
         <w:tcBorders>
           <w:bottom w:val="single" w:color="FFFFFF" w:sz="4"/>
         </w:tcBorders>
-        <w:shd w:val="clear" w:fill="7030A0"/>
+        <w:shd w:val="clear" w:fill="5F2861"/>
         <w:vAlign w:val="center"/>
       </w:tcPr>
     </w:tblStylePr>
